--- a/papers/TAP_paper/v4_to_coauthors/emmeric/nota_aan_emmeric_TAP_v3_feedback.docx
+++ b/papers/TAP_paper/v4_to_coauthors/emmeric/nota_aan_emmeric_TAP_v3_feedback.docx
@@ -748,6 +748,18 @@
                 <w:rStyle w:val="VerbatimChar"/>
               </w:rPr>
               <w:t xml:space="preserve">accepted for publication, 2026</w:t>
+            </w:r>
+            <w:r>
+              <w:t xml:space="preserve">, met DOI</w:t>
+            </w:r>
+            <w:r>
+              <w:t xml:space="preserve"> </w:t>
+            </w:r>
+            <w:r>
+              <w:rPr>
+                <w:rStyle w:val="VerbatimChar"/>
+              </w:rPr>
+              <w:t xml:space="preserve">10.1088/1361-6560/ae97ac</w:t>
             </w:r>
             <w:r>
               <w:t xml:space="preserve">.</w:t>
